--- a/Assignment/Module 13) Python Fundamentals/Theory/Module 13) Python Fundamentals (Theory).docx
+++ b/Assignment/Module 13) Python Fundamentals/Theory/Module 13) Python Fundamentals (Theory).docx
@@ -85,7 +85,6 @@
     </w:p>
     <w:p>
       <w:pPr>
-        <w:jc w:val="both"/>
         <w:rPr>
           <w:rFonts w:eastAsia="Times New Roman" w:cs="Times New Roman"/>
           <w:kern w:val="0"/>
@@ -114,7 +113,27 @@
           <w:lang w:eastAsia="en-IN"/>
           <w14:ligatures w14:val="none"/>
         </w:rPr>
-        <w:t>Python is a simple, high-level, interpreted language known for easy syntax and readability. It is widely used for beginners and professionals.</w:t>
+        <w:t>Python is a simple, high-level, and interpreted programming language.</w:t>
+      </w:r>
+      <w:r>
+        <w:rPr>
+          <w:rFonts w:eastAsia="Times New Roman" w:cs="Times New Roman"/>
+          <w:kern w:val="0"/>
+          <w:lang w:eastAsia="en-IN"/>
+          <w14:ligatures w14:val="none"/>
+        </w:rPr>
+        <w:br/>
+        <w:t>It has easy syntax and is beginner-friendly.</w:t>
+      </w:r>
+      <w:r>
+        <w:rPr>
+          <w:rFonts w:eastAsia="Times New Roman" w:cs="Times New Roman"/>
+          <w:kern w:val="0"/>
+          <w:lang w:eastAsia="en-IN"/>
+          <w14:ligatures w14:val="none"/>
+        </w:rPr>
+        <w:br/>
+        <w:t>It is widely used in web development, AI, and data science.</w:t>
       </w:r>
     </w:p>
     <w:p>
@@ -155,7 +174,6 @@
     </w:p>
     <w:p>
       <w:pPr>
-        <w:jc w:val="both"/>
         <w:rPr>
           <w:rFonts w:eastAsia="Times New Roman" w:cs="Times New Roman"/>
           <w:kern w:val="0"/>
@@ -184,7 +202,27 @@
           <w:lang w:eastAsia="en-IN"/>
           <w14:ligatures w14:val="none"/>
         </w:rPr>
-        <w:t>Python was created by Guido van Rossum in 1991. It has evolved with regular updates and strong community support.</w:t>
+        <w:t>Python was created by Guido van Rossum in 1991.</w:t>
+      </w:r>
+      <w:r>
+        <w:rPr>
+          <w:rFonts w:eastAsia="Times New Roman" w:cs="Times New Roman"/>
+          <w:kern w:val="0"/>
+          <w:lang w:eastAsia="en-IN"/>
+          <w14:ligatures w14:val="none"/>
+        </w:rPr>
+        <w:br/>
+        <w:t>It has evolved through many versions like Python 2 and Python 3.</w:t>
+      </w:r>
+      <w:r>
+        <w:rPr>
+          <w:rFonts w:eastAsia="Times New Roman" w:cs="Times New Roman"/>
+          <w:kern w:val="0"/>
+          <w:lang w:eastAsia="en-IN"/>
+          <w14:ligatures w14:val="none"/>
+        </w:rPr>
+        <w:br/>
+        <w:t>It has strong community support and regular updates.</w:t>
       </w:r>
     </w:p>
     <w:p>
@@ -225,9 +263,8 @@
     </w:p>
     <w:p>
       <w:pPr>
-        <w:jc w:val="both"/>
-        <w:rPr>
-          <w:rFonts w:eastAsia="Times New Roman" w:cs="Times New Roman"/>
+        <w:rPr>
+          <w:rFonts w:eastAsia="Times New Roman"/>
           <w:kern w:val="0"/>
           <w:lang w:eastAsia="en-IN"/>
           <w14:ligatures w14:val="none"/>
@@ -249,12 +286,52 @@
       </w:r>
       <w:r>
         <w:rPr>
-          <w:rFonts w:eastAsia="Times New Roman" w:cs="Times New Roman"/>
-          <w:kern w:val="0"/>
-          <w:lang w:eastAsia="en-IN"/>
-          <w14:ligatures w14:val="none"/>
-        </w:rPr>
-        <w:t>Python is easy to learn, has large libraries, and supports multiple domains like web, data science, and AI.</w:t>
+          <w:rFonts w:eastAsia="Times New Roman"/>
+          <w:kern w:val="0"/>
+          <w:lang w:eastAsia="en-IN"/>
+          <w14:ligatures w14:val="none"/>
+        </w:rPr>
+        <w:t>Python is easy to learn and write.</w:t>
+      </w:r>
+      <w:r>
+        <w:rPr>
+          <w:rFonts w:eastAsia="Times New Roman"/>
+          <w:kern w:val="0"/>
+          <w:lang w:eastAsia="en-IN"/>
+          <w14:ligatures w14:val="none"/>
+        </w:rPr>
+        <w:br/>
+        <w:t xml:space="preserve">It has </w:t>
+      </w:r>
+      <w:proofErr w:type="gramStart"/>
+      <w:r>
+        <w:rPr>
+          <w:rFonts w:eastAsia="Times New Roman"/>
+          <w:kern w:val="0"/>
+          <w:lang w:eastAsia="en-IN"/>
+          <w14:ligatures w14:val="none"/>
+        </w:rPr>
+        <w:t>a large number of</w:t>
+      </w:r>
+      <w:proofErr w:type="gramEnd"/>
+      <w:r>
+        <w:rPr>
+          <w:rFonts w:eastAsia="Times New Roman"/>
+          <w:kern w:val="0"/>
+          <w:lang w:eastAsia="en-IN"/>
+          <w14:ligatures w14:val="none"/>
+        </w:rPr>
+        <w:t xml:space="preserve"> libraries and frameworks.</w:t>
+      </w:r>
+      <w:r>
+        <w:rPr>
+          <w:rFonts w:eastAsia="Times New Roman"/>
+          <w:kern w:val="0"/>
+          <w:lang w:eastAsia="en-IN"/>
+          <w14:ligatures w14:val="none"/>
+        </w:rPr>
+        <w:br/>
+        <w:t>It supports multiple fields like web, AI, and automation.</w:t>
       </w:r>
     </w:p>
     <w:p>
@@ -295,7 +372,6 @@
     </w:p>
     <w:p>
       <w:pPr>
-        <w:jc w:val="both"/>
         <w:rPr>
           <w:rFonts w:eastAsia="Times New Roman" w:cs="Times New Roman"/>
           <w:kern w:val="0"/>
@@ -324,7 +400,27 @@
           <w:lang w:eastAsia="en-IN"/>
           <w14:ligatures w14:val="none"/>
         </w:rPr>
-        <w:t>Python can be installed from python.org and used with IDEs like Anaconda, PyCharm, or VS Code for development.</w:t>
+        <w:t>Python can be downloaded from the official website.</w:t>
+      </w:r>
+      <w:r>
+        <w:rPr>
+          <w:rFonts w:eastAsia="Times New Roman" w:cs="Times New Roman"/>
+          <w:kern w:val="0"/>
+          <w:lang w:eastAsia="en-IN"/>
+          <w14:ligatures w14:val="none"/>
+        </w:rPr>
+        <w:br/>
+        <w:t>It can be used with IDEs like Anaconda, PyCharm, or VS Code.</w:t>
+      </w:r>
+      <w:r>
+        <w:rPr>
+          <w:rFonts w:eastAsia="Times New Roman" w:cs="Times New Roman"/>
+          <w:kern w:val="0"/>
+          <w:lang w:eastAsia="en-IN"/>
+          <w14:ligatures w14:val="none"/>
+        </w:rPr>
+        <w:br/>
+        <w:t>These tools help in writing and running code easily.</w:t>
       </w:r>
     </w:p>
     <w:p>
@@ -365,7 +461,6 @@
     </w:p>
     <w:p>
       <w:pPr>
-        <w:jc w:val="both"/>
         <w:rPr>
           <w:rFonts w:eastAsia="Times New Roman" w:cs="Times New Roman"/>
           <w:kern w:val="0"/>
@@ -394,7 +489,7 @@
           <w:lang w:eastAsia="en-IN"/>
           <w14:ligatures w14:val="none"/>
         </w:rPr>
-        <w:t xml:space="preserve">A basic Python program like </w:t>
+        <w:t xml:space="preserve">A simple program like </w:t>
       </w:r>
       <w:proofErr w:type="gramStart"/>
       <w:r>
@@ -414,8 +509,50 @@
           <w:lang w:eastAsia="en-IN"/>
           <w14:ligatures w14:val="none"/>
         </w:rPr>
-        <w:t>"Hello World") is written and executed to verify installation.</w:t>
-      </w:r>
+        <w:t>"Hello World") is written.</w:t>
+      </w:r>
+      <w:r>
+        <w:rPr>
+          <w:rFonts w:eastAsia="Times New Roman" w:cs="Times New Roman"/>
+          <w:kern w:val="0"/>
+          <w:lang w:eastAsia="en-IN"/>
+          <w14:ligatures w14:val="none"/>
+        </w:rPr>
+        <w:br/>
+        <w:t>It is executed to check Python installation.</w:t>
+      </w:r>
+      <w:r>
+        <w:rPr>
+          <w:rFonts w:eastAsia="Times New Roman" w:cs="Times New Roman"/>
+          <w:kern w:val="0"/>
+          <w:lang w:eastAsia="en-IN"/>
+          <w14:ligatures w14:val="none"/>
+        </w:rPr>
+        <w:br/>
+        <w:t>It helps beginners understand basic syntax.</w:t>
+      </w:r>
+    </w:p>
+    <w:p>
+      <w:pPr>
+        <w:jc w:val="both"/>
+        <w:rPr>
+          <w:rFonts w:eastAsia="Times New Roman" w:cs="Times New Roman"/>
+          <w:kern w:val="0"/>
+          <w:lang w:eastAsia="en-IN"/>
+          <w14:ligatures w14:val="none"/>
+        </w:rPr>
+      </w:pPr>
+    </w:p>
+    <w:p>
+      <w:pPr>
+        <w:jc w:val="both"/>
+        <w:rPr>
+          <w:rFonts w:eastAsia="Times New Roman" w:cs="Times New Roman"/>
+          <w:kern w:val="0"/>
+          <w:lang w:eastAsia="en-IN"/>
+          <w14:ligatures w14:val="none"/>
+        </w:rPr>
+      </w:pPr>
     </w:p>
     <w:p>
       <w:pPr>
@@ -450,14 +587,14 @@
           <w:lang w:eastAsia="en-IN"/>
           <w14:ligatures w14:val="none"/>
         </w:rPr>
+        <w:lastRenderedPageBreak/>
         <w:t xml:space="preserve">Understanding Python’s PEP 8 guidelines. </w:t>
       </w:r>
     </w:p>
     <w:p>
       <w:pPr>
-        <w:jc w:val="both"/>
-        <w:rPr>
-          <w:rFonts w:eastAsia="Times New Roman" w:cs="Times New Roman"/>
+        <w:rPr>
+          <w:rFonts w:eastAsia="Times New Roman"/>
           <w:kern w:val="0"/>
           <w:lang w:eastAsia="en-IN"/>
           <w14:ligatures w14:val="none"/>
@@ -479,35 +616,33 @@
       </w:r>
       <w:r>
         <w:rPr>
-          <w:rFonts w:eastAsia="Times New Roman" w:cs="Times New Roman"/>
-          <w:kern w:val="0"/>
-          <w:lang w:eastAsia="en-IN"/>
-          <w14:ligatures w14:val="none"/>
-        </w:rPr>
-        <w:t>PEP 8 provides coding style guidelines to make Python code readable and consistent.</w:t>
-      </w:r>
-    </w:p>
-    <w:p>
-      <w:pPr>
-        <w:jc w:val="both"/>
-        <w:rPr>
-          <w:rFonts w:eastAsia="Times New Roman" w:cs="Times New Roman"/>
-          <w:kern w:val="0"/>
-          <w:lang w:eastAsia="en-IN"/>
-          <w14:ligatures w14:val="none"/>
-        </w:rPr>
-      </w:pPr>
-    </w:p>
-    <w:p>
-      <w:pPr>
-        <w:jc w:val="both"/>
-        <w:rPr>
-          <w:rFonts w:eastAsia="Times New Roman" w:cs="Times New Roman"/>
-          <w:kern w:val="0"/>
-          <w:lang w:eastAsia="en-IN"/>
-          <w14:ligatures w14:val="none"/>
-        </w:rPr>
-      </w:pPr>
+          <w:rFonts w:eastAsia="Times New Roman"/>
+          <w:kern w:val="0"/>
+          <w:lang w:eastAsia="en-IN"/>
+          <w14:ligatures w14:val="none"/>
+        </w:rPr>
+        <w:t>PEP 8 defines coding standards for Python.</w:t>
+      </w:r>
+      <w:r>
+        <w:rPr>
+          <w:rFonts w:eastAsia="Times New Roman"/>
+          <w:kern w:val="0"/>
+          <w:lang w:eastAsia="en-IN"/>
+          <w14:ligatures w14:val="none"/>
+        </w:rPr>
+        <w:br/>
+        <w:t>It improves readability and consistency of code.</w:t>
+      </w:r>
+      <w:r>
+        <w:rPr>
+          <w:rFonts w:eastAsia="Times New Roman"/>
+          <w:kern w:val="0"/>
+          <w:lang w:eastAsia="en-IN"/>
+          <w14:ligatures w14:val="none"/>
+        </w:rPr>
+        <w:br/>
+        <w:t>It includes rules for naming, spacing, and formatting.</w:t>
+      </w:r>
     </w:p>
     <w:p>
       <w:pPr>
@@ -542,13 +677,11 @@
           <w:lang w:eastAsia="en-IN"/>
           <w14:ligatures w14:val="none"/>
         </w:rPr>
-        <w:lastRenderedPageBreak/>
         <w:t xml:space="preserve">Indentation, comments, and naming conventions in Python. </w:t>
       </w:r>
     </w:p>
     <w:p>
       <w:pPr>
-        <w:jc w:val="both"/>
         <w:rPr>
           <w:rFonts w:eastAsia="Times New Roman" w:cs="Times New Roman"/>
           <w:kern w:val="0"/>
@@ -577,7 +710,27 @@
           <w:lang w:eastAsia="en-IN"/>
           <w14:ligatures w14:val="none"/>
         </w:rPr>
-        <w:t>Python uses indentation to define blocks, comments for explanation, and clear naming conventions for variables.</w:t>
+        <w:t>Python uses indentation to define code blocks.</w:t>
+      </w:r>
+      <w:r>
+        <w:rPr>
+          <w:rFonts w:eastAsia="Times New Roman" w:cs="Times New Roman"/>
+          <w:kern w:val="0"/>
+          <w:lang w:eastAsia="en-IN"/>
+          <w14:ligatures w14:val="none"/>
+        </w:rPr>
+        <w:br/>
+        <w:t>Comments are used to explain code.</w:t>
+      </w:r>
+      <w:r>
+        <w:rPr>
+          <w:rFonts w:eastAsia="Times New Roman" w:cs="Times New Roman"/>
+          <w:kern w:val="0"/>
+          <w:lang w:eastAsia="en-IN"/>
+          <w14:ligatures w14:val="none"/>
+        </w:rPr>
+        <w:br/>
+        <w:t>Naming conventions make code clear and understandable.</w:t>
       </w:r>
     </w:p>
     <w:p>
@@ -618,7 +771,6 @@
     </w:p>
     <w:p>
       <w:pPr>
-        <w:jc w:val="both"/>
         <w:rPr>
           <w:rFonts w:eastAsia="Times New Roman" w:cs="Times New Roman"/>
           <w:kern w:val="0"/>
@@ -647,7 +799,27 @@
           <w:lang w:eastAsia="en-IN"/>
           <w14:ligatures w14:val="none"/>
         </w:rPr>
-        <w:t>Readable and maintainable code is achieved by proper formatting, meaningful names, and comments.</w:t>
+        <w:t>Readable code uses proper formatting and structure.</w:t>
+      </w:r>
+      <w:r>
+        <w:rPr>
+          <w:rFonts w:eastAsia="Times New Roman" w:cs="Times New Roman"/>
+          <w:kern w:val="0"/>
+          <w:lang w:eastAsia="en-IN"/>
+          <w14:ligatures w14:val="none"/>
+        </w:rPr>
+        <w:br/>
+        <w:t>Meaningful variable names improve understanding.</w:t>
+      </w:r>
+      <w:r>
+        <w:rPr>
+          <w:rFonts w:eastAsia="Times New Roman" w:cs="Times New Roman"/>
+          <w:kern w:val="0"/>
+          <w:lang w:eastAsia="en-IN"/>
+          <w14:ligatures w14:val="none"/>
+        </w:rPr>
+        <w:br/>
+        <w:t>Comments help in maintaining the code easily.</w:t>
       </w:r>
     </w:p>
     <w:p>
@@ -688,9 +860,8 @@
     </w:p>
     <w:p>
       <w:pPr>
-        <w:jc w:val="both"/>
-        <w:rPr>
-          <w:rFonts w:eastAsia="Times New Roman" w:cs="Times New Roman"/>
+        <w:rPr>
+          <w:rFonts w:eastAsia="Times New Roman"/>
           <w:kern w:val="0"/>
           <w:lang w:eastAsia="en-IN"/>
           <w14:ligatures w14:val="none"/>
@@ -712,12 +883,32 @@
       </w:r>
       <w:r>
         <w:rPr>
-          <w:rFonts w:eastAsia="Times New Roman" w:cs="Times New Roman"/>
-          <w:kern w:val="0"/>
-          <w:lang w:eastAsia="en-IN"/>
-          <w14:ligatures w14:val="none"/>
-        </w:rPr>
-        <w:t>Python supports data types like integers, floats, strings, lists, tuples, dictionaries, and sets.</w:t>
+          <w:rFonts w:eastAsia="Times New Roman"/>
+          <w:kern w:val="0"/>
+          <w:lang w:eastAsia="en-IN"/>
+          <w14:ligatures w14:val="none"/>
+        </w:rPr>
+        <w:t>Python supports different data types like int, float, and string.</w:t>
+      </w:r>
+      <w:r>
+        <w:rPr>
+          <w:rFonts w:eastAsia="Times New Roman"/>
+          <w:kern w:val="0"/>
+          <w:lang w:eastAsia="en-IN"/>
+          <w14:ligatures w14:val="none"/>
+        </w:rPr>
+        <w:br/>
+        <w:t>It also includes list, tuple, dictionary, and set.</w:t>
+      </w:r>
+      <w:r>
+        <w:rPr>
+          <w:rFonts w:eastAsia="Times New Roman"/>
+          <w:kern w:val="0"/>
+          <w:lang w:eastAsia="en-IN"/>
+          <w14:ligatures w14:val="none"/>
+        </w:rPr>
+        <w:br/>
+        <w:t>Each type is used for different kinds of data.</w:t>
       </w:r>
     </w:p>
     <w:p>
@@ -758,7 +949,6 @@
     </w:p>
     <w:p>
       <w:pPr>
-        <w:jc w:val="both"/>
         <w:rPr>
           <w:rFonts w:eastAsia="Times New Roman" w:cs="Times New Roman"/>
           <w:kern w:val="0"/>
@@ -787,7 +977,27 @@
           <w:lang w:eastAsia="en-IN"/>
           <w14:ligatures w14:val="none"/>
         </w:rPr>
-        <w:t>Variables in Python store references to objects, and memory is managed automatically.</w:t>
+        <w:t>Variables store references to data values.</w:t>
+      </w:r>
+      <w:r>
+        <w:rPr>
+          <w:rFonts w:eastAsia="Times New Roman" w:cs="Times New Roman"/>
+          <w:kern w:val="0"/>
+          <w:lang w:eastAsia="en-IN"/>
+          <w14:ligatures w14:val="none"/>
+        </w:rPr>
+        <w:br/>
+        <w:t>Python automatically manages memory allocation.</w:t>
+      </w:r>
+      <w:r>
+        <w:rPr>
+          <w:rFonts w:eastAsia="Times New Roman" w:cs="Times New Roman"/>
+          <w:kern w:val="0"/>
+          <w:lang w:eastAsia="en-IN"/>
+          <w14:ligatures w14:val="none"/>
+        </w:rPr>
+        <w:br/>
+        <w:t>No need to declare variable type explicitly.</w:t>
       </w:r>
     </w:p>
     <w:p>
@@ -828,7 +1038,6 @@
     </w:p>
     <w:p>
       <w:pPr>
-        <w:jc w:val="both"/>
         <w:rPr>
           <w:rFonts w:eastAsia="Times New Roman" w:cs="Times New Roman"/>
           <w:kern w:val="0"/>
@@ -857,8 +1066,50 @@
           <w:lang w:eastAsia="en-IN"/>
           <w14:ligatures w14:val="none"/>
         </w:rPr>
-        <w:t>Python operators include arithmetic, comparison, logical, and bitwise operators for calculations and conditions.</w:t>
-      </w:r>
+        <w:t>Operators are used to perform operations on data.</w:t>
+      </w:r>
+      <w:r>
+        <w:rPr>
+          <w:rFonts w:eastAsia="Times New Roman" w:cs="Times New Roman"/>
+          <w:kern w:val="0"/>
+          <w:lang w:eastAsia="en-IN"/>
+          <w14:ligatures w14:val="none"/>
+        </w:rPr>
+        <w:br/>
+        <w:t>Types include arithmetic, comparison, logical, and bitwise.</w:t>
+      </w:r>
+      <w:r>
+        <w:rPr>
+          <w:rFonts w:eastAsia="Times New Roman" w:cs="Times New Roman"/>
+          <w:kern w:val="0"/>
+          <w:lang w:eastAsia="en-IN"/>
+          <w14:ligatures w14:val="none"/>
+        </w:rPr>
+        <w:br/>
+        <w:t>They are used in calculations and conditions.</w:t>
+      </w:r>
+    </w:p>
+    <w:p>
+      <w:pPr>
+        <w:jc w:val="both"/>
+        <w:rPr>
+          <w:rFonts w:eastAsia="Times New Roman" w:cs="Times New Roman"/>
+          <w:kern w:val="0"/>
+          <w:lang w:eastAsia="en-IN"/>
+          <w14:ligatures w14:val="none"/>
+        </w:rPr>
+      </w:pPr>
+    </w:p>
+    <w:p>
+      <w:pPr>
+        <w:jc w:val="both"/>
+        <w:rPr>
+          <w:rFonts w:eastAsia="Times New Roman" w:cs="Times New Roman"/>
+          <w:kern w:val="0"/>
+          <w:lang w:eastAsia="en-IN"/>
+          <w14:ligatures w14:val="none"/>
+        </w:rPr>
+      </w:pPr>
     </w:p>
     <w:p>
       <w:pPr>
@@ -893,6 +1144,7 @@
           <w:lang w:eastAsia="en-IN"/>
           <w14:ligatures w14:val="none"/>
         </w:rPr>
+        <w:lastRenderedPageBreak/>
         <w:t xml:space="preserve">Introduction to conditional statements: if, else, </w:t>
       </w:r>
       <w:proofErr w:type="spellStart"/>
@@ -918,7 +1170,6 @@
     </w:p>
     <w:p>
       <w:pPr>
-        <w:jc w:val="both"/>
         <w:rPr>
           <w:rFonts w:eastAsia="Times New Roman" w:cs="Times New Roman"/>
           <w:kern w:val="0"/>
@@ -947,7 +1198,17 @@
           <w:lang w:eastAsia="en-IN"/>
           <w14:ligatures w14:val="none"/>
         </w:rPr>
-        <w:t xml:space="preserve">Conditional statements like if, else, and </w:t>
+        <w:t>Conditional statements help in decision making.</w:t>
+      </w:r>
+      <w:r>
+        <w:rPr>
+          <w:rFonts w:eastAsia="Times New Roman" w:cs="Times New Roman"/>
+          <w:kern w:val="0"/>
+          <w:lang w:eastAsia="en-IN"/>
+          <w14:ligatures w14:val="none"/>
+        </w:rPr>
+        <w:br/>
+        <w:t xml:space="preserve">if, else, and </w:t>
       </w:r>
       <w:proofErr w:type="spellStart"/>
       <w:r>
@@ -967,7 +1228,17 @@
           <w:lang w:eastAsia="en-IN"/>
           <w14:ligatures w14:val="none"/>
         </w:rPr>
-        <w:t xml:space="preserve"> are used to make decisions in a program.</w:t>
+        <w:t xml:space="preserve"> are used.</w:t>
+      </w:r>
+      <w:r>
+        <w:rPr>
+          <w:rFonts w:eastAsia="Times New Roman" w:cs="Times New Roman"/>
+          <w:kern w:val="0"/>
+          <w:lang w:eastAsia="en-IN"/>
+          <w14:ligatures w14:val="none"/>
+        </w:rPr>
+        <w:br/>
+        <w:t>They execute code based on conditions.</w:t>
       </w:r>
     </w:p>
     <w:p>
@@ -1008,7 +1279,6 @@
     </w:p>
     <w:p>
       <w:pPr>
-        <w:jc w:val="both"/>
         <w:rPr>
           <w:rFonts w:eastAsia="Times New Roman" w:cs="Times New Roman"/>
           <w:kern w:val="0"/>
@@ -1037,7 +1307,27 @@
           <w:lang w:eastAsia="en-IN"/>
           <w14:ligatures w14:val="none"/>
         </w:rPr>
-        <w:t>Nested if-else allows one condition to be checked inside another condition.</w:t>
+        <w:t>Nested if-else means using one condition inside another.</w:t>
+      </w:r>
+      <w:r>
+        <w:rPr>
+          <w:rFonts w:eastAsia="Times New Roman" w:cs="Times New Roman"/>
+          <w:kern w:val="0"/>
+          <w:lang w:eastAsia="en-IN"/>
+          <w14:ligatures w14:val="none"/>
+        </w:rPr>
+        <w:br/>
+        <w:t>It helps in checking multiple conditions.</w:t>
+      </w:r>
+      <w:r>
+        <w:rPr>
+          <w:rFonts w:eastAsia="Times New Roman" w:cs="Times New Roman"/>
+          <w:kern w:val="0"/>
+          <w:lang w:eastAsia="en-IN"/>
+          <w14:ligatures w14:val="none"/>
+        </w:rPr>
+        <w:br/>
+        <w:t>Useful for complex decision-making.</w:t>
       </w:r>
     </w:p>
     <w:p>
@@ -1078,7 +1368,6 @@
     </w:p>
     <w:p>
       <w:pPr>
-        <w:jc w:val="both"/>
         <w:rPr>
           <w:rFonts w:eastAsia="Times New Roman" w:cs="Times New Roman"/>
           <w:kern w:val="0"/>
@@ -1099,20 +1388,32 @@
       <w:proofErr w:type="gramEnd"/>
       <w:r>
         <w:rPr>
-          <w:rFonts w:ascii="Courier New" w:hAnsi="Courier New" w:cs="Courier New"/>
-          <w:sz w:val="20"/>
-          <w:szCs w:val="20"/>
-        </w:rPr>
-        <w:t xml:space="preserve"> </w:t>
-      </w:r>
-      <w:r>
-        <w:rPr>
-          <w:rFonts w:eastAsia="Times New Roman" w:cs="Times New Roman"/>
-          <w:kern w:val="0"/>
-          <w:lang w:eastAsia="en-IN"/>
-          <w14:ligatures w14:val="none"/>
-        </w:rPr>
-        <w:t>for and while loops are used to repeat a block of code multiple times.</w:t>
+          <w:rFonts w:eastAsia="Times New Roman" w:cs="Times New Roman"/>
+          <w:kern w:val="0"/>
+          <w:lang w:eastAsia="en-IN"/>
+          <w14:ligatures w14:val="none"/>
+        </w:rPr>
+        <w:t>Loops are used to repeat code multiple times.</w:t>
+      </w:r>
+      <w:r>
+        <w:rPr>
+          <w:rFonts w:eastAsia="Times New Roman" w:cs="Times New Roman"/>
+          <w:kern w:val="0"/>
+          <w:lang w:eastAsia="en-IN"/>
+          <w14:ligatures w14:val="none"/>
+        </w:rPr>
+        <w:br/>
+        <w:t>for and while loops are commonly used.</w:t>
+      </w:r>
+      <w:r>
+        <w:rPr>
+          <w:rFonts w:eastAsia="Times New Roman" w:cs="Times New Roman"/>
+          <w:kern w:val="0"/>
+          <w:lang w:eastAsia="en-IN"/>
+          <w14:ligatures w14:val="none"/>
+        </w:rPr>
+        <w:br/>
+        <w:t>They reduce code repetition.</w:t>
       </w:r>
     </w:p>
     <w:p>
@@ -1148,13 +1449,11 @@
           <w:lang w:eastAsia="en-IN"/>
           <w14:ligatures w14:val="none"/>
         </w:rPr>
-        <w:lastRenderedPageBreak/>
         <w:t xml:space="preserve">How loops work in Python. </w:t>
       </w:r>
     </w:p>
     <w:p>
       <w:pPr>
-        <w:jc w:val="both"/>
         <w:rPr>
           <w:rFonts w:eastAsia="Times New Roman" w:cs="Times New Roman"/>
           <w:kern w:val="0"/>
@@ -1183,7 +1482,27 @@
           <w:lang w:eastAsia="en-IN"/>
           <w14:ligatures w14:val="none"/>
         </w:rPr>
-        <w:t>Loops work by repeatedly executing code until a condition becomes false.</w:t>
+        <w:t>Loops execute code repeatedly until a condition is false.</w:t>
+      </w:r>
+      <w:r>
+        <w:rPr>
+          <w:rFonts w:eastAsia="Times New Roman" w:cs="Times New Roman"/>
+          <w:kern w:val="0"/>
+          <w:lang w:eastAsia="en-IN"/>
+          <w14:ligatures w14:val="none"/>
+        </w:rPr>
+        <w:br/>
+        <w:t>They follow initialization, condition, and update.</w:t>
+      </w:r>
+      <w:r>
+        <w:rPr>
+          <w:rFonts w:eastAsia="Times New Roman" w:cs="Times New Roman"/>
+          <w:kern w:val="0"/>
+          <w:lang w:eastAsia="en-IN"/>
+          <w14:ligatures w14:val="none"/>
+        </w:rPr>
+        <w:br/>
+        <w:t>Used for iteration tasks.</w:t>
       </w:r>
     </w:p>
     <w:p>
@@ -1224,7 +1543,6 @@
     </w:p>
     <w:p>
       <w:pPr>
-        <w:jc w:val="both"/>
         <w:rPr>
           <w:rFonts w:eastAsia="Times New Roman" w:cs="Times New Roman"/>
           <w:kern w:val="0"/>
@@ -1253,7 +1571,27 @@
           <w:lang w:eastAsia="en-IN"/>
           <w14:ligatures w14:val="none"/>
         </w:rPr>
-        <w:t>Loops can iterate over collections like lists, tuples, strings, and dictionaries.</w:t>
+        <w:t>Loops can iterate over lists, tuples, and strings.</w:t>
+      </w:r>
+      <w:r>
+        <w:rPr>
+          <w:rFonts w:eastAsia="Times New Roman" w:cs="Times New Roman"/>
+          <w:kern w:val="0"/>
+          <w:lang w:eastAsia="en-IN"/>
+          <w14:ligatures w14:val="none"/>
+        </w:rPr>
+        <w:br/>
+        <w:t>They help access each element easily.</w:t>
+      </w:r>
+      <w:r>
+        <w:rPr>
+          <w:rFonts w:eastAsia="Times New Roman" w:cs="Times New Roman"/>
+          <w:kern w:val="0"/>
+          <w:lang w:eastAsia="en-IN"/>
+          <w14:ligatures w14:val="none"/>
+        </w:rPr>
+        <w:br/>
+        <w:t>Useful for processing data.</w:t>
       </w:r>
     </w:p>
     <w:p>
@@ -1294,7 +1632,6 @@
     </w:p>
     <w:p>
       <w:pPr>
-        <w:jc w:val="both"/>
         <w:rPr>
           <w:rFonts w:eastAsia="Times New Roman" w:cs="Times New Roman"/>
           <w:kern w:val="0"/>
@@ -1323,8 +1660,50 @@
           <w:lang w:eastAsia="en-IN"/>
           <w14:ligatures w14:val="none"/>
         </w:rPr>
-        <w:t>Generators produce values one at a time using the yield keyword, saving memory.</w:t>
-      </w:r>
+        <w:t>Generators produce values one at a time.</w:t>
+      </w:r>
+      <w:r>
+        <w:rPr>
+          <w:rFonts w:eastAsia="Times New Roman" w:cs="Times New Roman"/>
+          <w:kern w:val="0"/>
+          <w:lang w:eastAsia="en-IN"/>
+          <w14:ligatures w14:val="none"/>
+        </w:rPr>
+        <w:br/>
+        <w:t>They use the yield keyword.</w:t>
+      </w:r>
+      <w:r>
+        <w:rPr>
+          <w:rFonts w:eastAsia="Times New Roman" w:cs="Times New Roman"/>
+          <w:kern w:val="0"/>
+          <w:lang w:eastAsia="en-IN"/>
+          <w14:ligatures w14:val="none"/>
+        </w:rPr>
+        <w:br/>
+        <w:t>They save memory compared to lists.</w:t>
+      </w:r>
+    </w:p>
+    <w:p>
+      <w:pPr>
+        <w:jc w:val="both"/>
+        <w:rPr>
+          <w:rFonts w:eastAsia="Times New Roman" w:cs="Times New Roman"/>
+          <w:kern w:val="0"/>
+          <w:lang w:eastAsia="en-IN"/>
+          <w14:ligatures w14:val="none"/>
+        </w:rPr>
+      </w:pPr>
+    </w:p>
+    <w:p>
+      <w:pPr>
+        <w:jc w:val="both"/>
+        <w:rPr>
+          <w:rFonts w:eastAsia="Times New Roman" w:cs="Times New Roman"/>
+          <w:kern w:val="0"/>
+          <w:lang w:eastAsia="en-IN"/>
+          <w14:ligatures w14:val="none"/>
+        </w:rPr>
+      </w:pPr>
     </w:p>
     <w:p>
       <w:pPr>
@@ -1359,12 +1738,12 @@
           <w:lang w:eastAsia="en-IN"/>
           <w14:ligatures w14:val="none"/>
         </w:rPr>
+        <w:lastRenderedPageBreak/>
         <w:t xml:space="preserve">Difference between yield and return. </w:t>
       </w:r>
     </w:p>
     <w:p>
       <w:pPr>
-        <w:jc w:val="both"/>
         <w:rPr>
           <w:rFonts w:eastAsia="Times New Roman" w:cs="Times New Roman"/>
           <w:kern w:val="0"/>
@@ -1398,7 +1777,27 @@
           <w:lang w:eastAsia="en-IN"/>
           <w14:ligatures w14:val="none"/>
         </w:rPr>
-        <w:t>return sends back a value and ends a function, while yield returns values one by one.</w:t>
+        <w:t>return ends a function and returns value once.</w:t>
+      </w:r>
+      <w:r>
+        <w:rPr>
+          <w:rFonts w:eastAsia="Times New Roman" w:cs="Times New Roman"/>
+          <w:kern w:val="0"/>
+          <w:lang w:eastAsia="en-IN"/>
+          <w14:ligatures w14:val="none"/>
+        </w:rPr>
+        <w:br/>
+        <w:t>yield returns values one by one.</w:t>
+      </w:r>
+      <w:r>
+        <w:rPr>
+          <w:rFonts w:eastAsia="Times New Roman" w:cs="Times New Roman"/>
+          <w:kern w:val="0"/>
+          <w:lang w:eastAsia="en-IN"/>
+          <w14:ligatures w14:val="none"/>
+        </w:rPr>
+        <w:br/>
+        <w:t>Used in generators.</w:t>
       </w:r>
     </w:p>
     <w:p>
@@ -1439,7 +1838,6 @@
     </w:p>
     <w:p>
       <w:pPr>
-        <w:jc w:val="both"/>
         <w:rPr>
           <w:rFonts w:eastAsia="Times New Roman" w:cs="Times New Roman"/>
           <w:kern w:val="0"/>
@@ -1468,7 +1866,17 @@
           <w:lang w:eastAsia="en-IN"/>
           <w14:ligatures w14:val="none"/>
         </w:rPr>
-        <w:t>Iterators allow traversal through elements, and custom iterators are created using __iter_</w:t>
+        <w:t>Iterators allow looping through data.</w:t>
+      </w:r>
+      <w:r>
+        <w:rPr>
+          <w:rFonts w:eastAsia="Times New Roman" w:cs="Times New Roman"/>
+          <w:kern w:val="0"/>
+          <w:lang w:eastAsia="en-IN"/>
+          <w14:ligatures w14:val="none"/>
+        </w:rPr>
+        <w:br/>
+        <w:t>They use __iter_</w:t>
       </w:r>
       <w:proofErr w:type="gramStart"/>
       <w:r>
@@ -1508,7 +1916,17 @@
           <w:lang w:eastAsia="en-IN"/>
           <w14:ligatures w14:val="none"/>
         </w:rPr>
-        <w:t>).</w:t>
+        <w:t>) methods.</w:t>
+      </w:r>
+      <w:r>
+        <w:rPr>
+          <w:rFonts w:eastAsia="Times New Roman" w:cs="Times New Roman"/>
+          <w:kern w:val="0"/>
+          <w:lang w:eastAsia="en-IN"/>
+          <w14:ligatures w14:val="none"/>
+        </w:rPr>
+        <w:br/>
+        <w:t>Custom iterators can be created.</w:t>
       </w:r>
     </w:p>
     <w:p>
@@ -1549,9 +1967,8 @@
     </w:p>
     <w:p>
       <w:pPr>
-        <w:jc w:val="both"/>
-        <w:rPr>
-          <w:rFonts w:eastAsia="Times New Roman" w:cs="Times New Roman"/>
+        <w:rPr>
+          <w:rFonts w:eastAsia="Times New Roman"/>
           <w:kern w:val="0"/>
           <w:lang w:eastAsia="en-IN"/>
           <w14:ligatures w14:val="none"/>
@@ -1573,12 +1990,32 @@
       </w:r>
       <w:r>
         <w:rPr>
-          <w:rFonts w:eastAsia="Times New Roman" w:cs="Times New Roman"/>
-          <w:kern w:val="0"/>
-          <w:lang w:eastAsia="en-IN"/>
-          <w14:ligatures w14:val="none"/>
-        </w:rPr>
-        <w:t>Functions are defined using def and are called to perform specific tasks.</w:t>
+          <w:rFonts w:eastAsia="Times New Roman"/>
+          <w:kern w:val="0"/>
+          <w:lang w:eastAsia="en-IN"/>
+          <w14:ligatures w14:val="none"/>
+        </w:rPr>
+        <w:t>Functions are defined using def keyword.</w:t>
+      </w:r>
+      <w:r>
+        <w:rPr>
+          <w:rFonts w:eastAsia="Times New Roman"/>
+          <w:kern w:val="0"/>
+          <w:lang w:eastAsia="en-IN"/>
+          <w14:ligatures w14:val="none"/>
+        </w:rPr>
+        <w:br/>
+        <w:t>They perform specific tasks.</w:t>
+      </w:r>
+      <w:r>
+        <w:rPr>
+          <w:rFonts w:eastAsia="Times New Roman"/>
+          <w:kern w:val="0"/>
+          <w:lang w:eastAsia="en-IN"/>
+          <w14:ligatures w14:val="none"/>
+        </w:rPr>
+        <w:br/>
+        <w:t>They improve code reusability.</w:t>
       </w:r>
     </w:p>
     <w:p>
@@ -1619,7 +2056,6 @@
     </w:p>
     <w:p>
       <w:pPr>
-        <w:jc w:val="both"/>
         <w:rPr>
           <w:rFonts w:eastAsia="Times New Roman" w:cs="Times New Roman"/>
           <w:kern w:val="0"/>
@@ -1648,7 +2084,27 @@
           <w:lang w:eastAsia="en-IN"/>
           <w14:ligatures w14:val="none"/>
         </w:rPr>
-        <w:t>Python supports positional, keyword, and default arguments in functions.</w:t>
+        <w:t>Arguments pass values to functions.</w:t>
+      </w:r>
+      <w:r>
+        <w:rPr>
+          <w:rFonts w:eastAsia="Times New Roman" w:cs="Times New Roman"/>
+          <w:kern w:val="0"/>
+          <w:lang w:eastAsia="en-IN"/>
+          <w14:ligatures w14:val="none"/>
+        </w:rPr>
+        <w:br/>
+        <w:t>Types include positional, keyword, and default.</w:t>
+      </w:r>
+      <w:r>
+        <w:rPr>
+          <w:rFonts w:eastAsia="Times New Roman" w:cs="Times New Roman"/>
+          <w:kern w:val="0"/>
+          <w:lang w:eastAsia="en-IN"/>
+          <w14:ligatures w14:val="none"/>
+        </w:rPr>
+        <w:br/>
+        <w:t>They make functions flexible.</w:t>
       </w:r>
     </w:p>
     <w:p>
@@ -1689,7 +2145,6 @@
     </w:p>
     <w:p>
       <w:pPr>
-        <w:jc w:val="both"/>
         <w:rPr>
           <w:rFonts w:eastAsia="Times New Roman" w:cs="Times New Roman"/>
           <w:kern w:val="0"/>
@@ -1718,30 +2173,28 @@
           <w:lang w:eastAsia="en-IN"/>
           <w14:ligatures w14:val="none"/>
         </w:rPr>
-        <w:t>Variable scope defines where a variable can be accessed, such as local or global scope.</w:t>
-      </w:r>
-    </w:p>
-    <w:p>
-      <w:pPr>
-        <w:jc w:val="both"/>
-        <w:rPr>
-          <w:rFonts w:eastAsia="Times New Roman" w:cs="Times New Roman"/>
-          <w:kern w:val="0"/>
-          <w:lang w:eastAsia="en-IN"/>
-          <w14:ligatures w14:val="none"/>
-        </w:rPr>
-      </w:pPr>
-    </w:p>
-    <w:p>
-      <w:pPr>
-        <w:jc w:val="both"/>
-        <w:rPr>
-          <w:rFonts w:eastAsia="Times New Roman" w:cs="Times New Roman"/>
-          <w:kern w:val="0"/>
-          <w:lang w:eastAsia="en-IN"/>
-          <w14:ligatures w14:val="none"/>
-        </w:rPr>
-      </w:pPr>
+        <w:t>Scope defines where a variable can be used.</w:t>
+      </w:r>
+      <w:r>
+        <w:rPr>
+          <w:rFonts w:eastAsia="Times New Roman" w:cs="Times New Roman"/>
+          <w:kern w:val="0"/>
+          <w:lang w:eastAsia="en-IN"/>
+          <w14:ligatures w14:val="none"/>
+        </w:rPr>
+        <w:br/>
+        <w:t>Types include local and global scope.</w:t>
+      </w:r>
+      <w:r>
+        <w:rPr>
+          <w:rFonts w:eastAsia="Times New Roman" w:cs="Times New Roman"/>
+          <w:kern w:val="0"/>
+          <w:lang w:eastAsia="en-IN"/>
+          <w14:ligatures w14:val="none"/>
+        </w:rPr>
+        <w:br/>
+        <w:t>Helps avoid conflicts.</w:t>
+      </w:r>
     </w:p>
     <w:p>
       <w:pPr>
@@ -1776,13 +2229,11 @@
           <w:lang w:eastAsia="en-IN"/>
           <w14:ligatures w14:val="none"/>
         </w:rPr>
-        <w:lastRenderedPageBreak/>
         <w:t>Built-in methods for strings, lists, etc.</w:t>
       </w:r>
     </w:p>
     <w:p>
       <w:pPr>
-        <w:jc w:val="both"/>
         <w:rPr>
           <w:rFonts w:eastAsia="Times New Roman" w:cs="Times New Roman"/>
           <w:kern w:val="0"/>
@@ -1811,8 +2262,101 @@
           <w:lang w:eastAsia="en-IN"/>
           <w14:ligatures w14:val="none"/>
         </w:rPr>
-        <w:t>Python provides built-in methods for strings, lists, and other data types to manipulate data easily.</w:t>
-      </w:r>
+        <w:t>Python provides built-in methods for strings and lists.</w:t>
+      </w:r>
+      <w:r>
+        <w:rPr>
+          <w:rFonts w:eastAsia="Times New Roman" w:cs="Times New Roman"/>
+          <w:kern w:val="0"/>
+          <w:lang w:eastAsia="en-IN"/>
+          <w14:ligatures w14:val="none"/>
+        </w:rPr>
+        <w:br/>
+        <w:t>They help manipulate data easily.</w:t>
+      </w:r>
+      <w:r>
+        <w:rPr>
+          <w:rFonts w:eastAsia="Times New Roman" w:cs="Times New Roman"/>
+          <w:kern w:val="0"/>
+          <w:lang w:eastAsia="en-IN"/>
+          <w14:ligatures w14:val="none"/>
+        </w:rPr>
+        <w:br/>
+        <w:t xml:space="preserve">Example: </w:t>
+      </w:r>
+      <w:proofErr w:type="spellStart"/>
+      <w:proofErr w:type="gramStart"/>
+      <w:r>
+        <w:rPr>
+          <w:rFonts w:eastAsia="Times New Roman" w:cs="Times New Roman"/>
+          <w:kern w:val="0"/>
+          <w:lang w:eastAsia="en-IN"/>
+          <w14:ligatures w14:val="none"/>
+        </w:rPr>
+        <w:t>len</w:t>
+      </w:r>
+      <w:proofErr w:type="spellEnd"/>
+      <w:r>
+        <w:rPr>
+          <w:rFonts w:eastAsia="Times New Roman" w:cs="Times New Roman"/>
+          <w:kern w:val="0"/>
+          <w:lang w:eastAsia="en-IN"/>
+          <w14:ligatures w14:val="none"/>
+        </w:rPr>
+        <w:t>(</w:t>
+      </w:r>
+      <w:proofErr w:type="gramEnd"/>
+      <w:r>
+        <w:rPr>
+          <w:rFonts w:eastAsia="Times New Roman" w:cs="Times New Roman"/>
+          <w:kern w:val="0"/>
+          <w:lang w:eastAsia="en-IN"/>
+          <w14:ligatures w14:val="none"/>
+        </w:rPr>
+        <w:t xml:space="preserve">), </w:t>
+      </w:r>
+      <w:proofErr w:type="gramStart"/>
+      <w:r>
+        <w:rPr>
+          <w:rFonts w:eastAsia="Times New Roman" w:cs="Times New Roman"/>
+          <w:kern w:val="0"/>
+          <w:lang w:eastAsia="en-IN"/>
+          <w14:ligatures w14:val="none"/>
+        </w:rPr>
+        <w:t>append(</w:t>
+      </w:r>
+      <w:proofErr w:type="gramEnd"/>
+      <w:r>
+        <w:rPr>
+          <w:rFonts w:eastAsia="Times New Roman" w:cs="Times New Roman"/>
+          <w:kern w:val="0"/>
+          <w:lang w:eastAsia="en-IN"/>
+          <w14:ligatures w14:val="none"/>
+        </w:rPr>
+        <w:t>).</w:t>
+      </w:r>
+    </w:p>
+    <w:p>
+      <w:pPr>
+        <w:jc w:val="both"/>
+        <w:rPr>
+          <w:rFonts w:eastAsia="Times New Roman" w:cs="Times New Roman"/>
+          <w:kern w:val="0"/>
+          <w:lang w:eastAsia="en-IN"/>
+          <w14:ligatures w14:val="none"/>
+        </w:rPr>
+      </w:pPr>
+    </w:p>
+    <w:p>
+      <w:pPr>
+        <w:jc w:val="both"/>
+        <w:rPr>
+          <w:rFonts w:eastAsia="Times New Roman" w:cs="Times New Roman"/>
+          <w:kern w:val="0"/>
+          <w:lang w:eastAsia="en-IN"/>
+          <w14:ligatures w14:val="none"/>
+        </w:rPr>
+      </w:pPr>
     </w:p>
     <w:p>
       <w:pPr>
@@ -1847,12 +2391,12 @@
           <w:lang w:eastAsia="en-IN"/>
           <w14:ligatures w14:val="none"/>
         </w:rPr>
+        <w:lastRenderedPageBreak/>
         <w:t>Understanding the role of break, continue, and pass in Python loops.</w:t>
       </w:r>
     </w:p>
     <w:p>
       <w:pPr>
-        <w:jc w:val="both"/>
         <w:rPr>
           <w:rFonts w:eastAsia="Times New Roman" w:cs="Times New Roman"/>
           <w:kern w:val="0"/>
@@ -1886,7 +2430,27 @@
           <w:lang w:eastAsia="en-IN"/>
           <w14:ligatures w14:val="none"/>
         </w:rPr>
-        <w:t>break exits a loop, continue skips an iteration, and pass does nothing as a placeholder.</w:t>
+        <w:t>break exits the loop.</w:t>
+      </w:r>
+      <w:r>
+        <w:rPr>
+          <w:rFonts w:eastAsia="Times New Roman" w:cs="Times New Roman"/>
+          <w:kern w:val="0"/>
+          <w:lang w:eastAsia="en-IN"/>
+          <w14:ligatures w14:val="none"/>
+        </w:rPr>
+        <w:br/>
+        <w:t>continue skips current iteration.</w:t>
+      </w:r>
+      <w:r>
+        <w:rPr>
+          <w:rFonts w:eastAsia="Times New Roman" w:cs="Times New Roman"/>
+          <w:kern w:val="0"/>
+          <w:lang w:eastAsia="en-IN"/>
+          <w14:ligatures w14:val="none"/>
+        </w:rPr>
+        <w:br/>
+        <w:t>pass does nothing and acts as placeholder.</w:t>
       </w:r>
     </w:p>
     <w:p>
@@ -1927,7 +2491,6 @@
     </w:p>
     <w:p>
       <w:pPr>
-        <w:jc w:val="both"/>
         <w:rPr>
           <w:rFonts w:eastAsia="Times New Roman" w:cs="Times New Roman"/>
           <w:kern w:val="0"/>
@@ -1956,7 +2519,27 @@
           <w:lang w:eastAsia="en-IN"/>
           <w14:ligatures w14:val="none"/>
         </w:rPr>
-        <w:t>Strings are accessed using indexing and manipulated using various built-in methods.</w:t>
+        <w:t>Strings are accessed using indexing.</w:t>
+      </w:r>
+      <w:r>
+        <w:rPr>
+          <w:rFonts w:eastAsia="Times New Roman" w:cs="Times New Roman"/>
+          <w:kern w:val="0"/>
+          <w:lang w:eastAsia="en-IN"/>
+          <w14:ligatures w14:val="none"/>
+        </w:rPr>
+        <w:br/>
+        <w:t>Various methods are used to modify them.</w:t>
+      </w:r>
+      <w:r>
+        <w:rPr>
+          <w:rFonts w:eastAsia="Times New Roman" w:cs="Times New Roman"/>
+          <w:kern w:val="0"/>
+          <w:lang w:eastAsia="en-IN"/>
+          <w14:ligatures w14:val="none"/>
+        </w:rPr>
+        <w:br/>
+        <w:t>Example: slicing, replacing.</w:t>
       </w:r>
     </w:p>
     <w:p>
@@ -2037,9 +2620,8 @@
     </w:p>
     <w:p>
       <w:pPr>
-        <w:jc w:val="both"/>
-        <w:rPr>
-          <w:rFonts w:eastAsia="Times New Roman" w:cs="Times New Roman"/>
+        <w:rPr>
+          <w:rFonts w:eastAsia="Times New Roman"/>
           <w:kern w:val="0"/>
           <w:lang w:eastAsia="en-IN"/>
           <w14:ligatures w14:val="none"/>
@@ -2061,17 +2643,27 @@
       </w:r>
       <w:r>
         <w:rPr>
-          <w:rFonts w:eastAsia="Times New Roman" w:cs="Times New Roman"/>
-          <w:kern w:val="0"/>
-          <w:lang w:eastAsia="en-IN"/>
-          <w14:ligatures w14:val="none"/>
-        </w:rPr>
-        <w:t xml:space="preserve">String operations include concatenation, repetition, and methods like </w:t>
+          <w:rFonts w:eastAsia="Times New Roman"/>
+          <w:kern w:val="0"/>
+          <w:lang w:eastAsia="en-IN"/>
+          <w14:ligatures w14:val="none"/>
+        </w:rPr>
+        <w:t>Strings support concatenation and repetition.</w:t>
+      </w:r>
+      <w:r>
+        <w:rPr>
+          <w:rFonts w:eastAsia="Times New Roman"/>
+          <w:kern w:val="0"/>
+          <w:lang w:eastAsia="en-IN"/>
+          <w14:ligatures w14:val="none"/>
+        </w:rPr>
+        <w:br/>
+        <w:t xml:space="preserve">Methods like </w:t>
       </w:r>
       <w:proofErr w:type="gramStart"/>
       <w:r>
         <w:rPr>
-          <w:rFonts w:eastAsia="Times New Roman" w:cs="Times New Roman"/>
+          <w:rFonts w:eastAsia="Times New Roman"/>
           <w:kern w:val="0"/>
           <w:lang w:eastAsia="en-IN"/>
           <w14:ligatures w14:val="none"/>
@@ -2081,7 +2673,7 @@
       <w:proofErr w:type="gramEnd"/>
       <w:r>
         <w:rPr>
-          <w:rFonts w:eastAsia="Times New Roman" w:cs="Times New Roman"/>
+          <w:rFonts w:eastAsia="Times New Roman"/>
           <w:kern w:val="0"/>
           <w:lang w:eastAsia="en-IN"/>
           <w14:ligatures w14:val="none"/>
@@ -2091,7 +2683,7 @@
       <w:proofErr w:type="gramStart"/>
       <w:r>
         <w:rPr>
-          <w:rFonts w:eastAsia="Times New Roman" w:cs="Times New Roman"/>
+          <w:rFonts w:eastAsia="Times New Roman"/>
           <w:kern w:val="0"/>
           <w:lang w:eastAsia="en-IN"/>
           <w14:ligatures w14:val="none"/>
@@ -2101,12 +2693,22 @@
       <w:proofErr w:type="gramEnd"/>
       <w:r>
         <w:rPr>
-          <w:rFonts w:eastAsia="Times New Roman" w:cs="Times New Roman"/>
-          <w:kern w:val="0"/>
-          <w:lang w:eastAsia="en-IN"/>
-          <w14:ligatures w14:val="none"/>
-        </w:rPr>
-        <w:t>).</w:t>
+          <w:rFonts w:eastAsia="Times New Roman"/>
+          <w:kern w:val="0"/>
+          <w:lang w:eastAsia="en-IN"/>
+          <w14:ligatures w14:val="none"/>
+        </w:rPr>
+        <w:t>) are used.</w:t>
+      </w:r>
+      <w:r>
+        <w:rPr>
+          <w:rFonts w:eastAsia="Times New Roman"/>
+          <w:kern w:val="0"/>
+          <w:lang w:eastAsia="en-IN"/>
+          <w14:ligatures w14:val="none"/>
+        </w:rPr>
+        <w:br/>
+        <w:t>Helps in text processing.</w:t>
       </w:r>
     </w:p>
     <w:p>
@@ -2147,9 +2749,8 @@
     </w:p>
     <w:p>
       <w:pPr>
-        <w:jc w:val="both"/>
-        <w:rPr>
-          <w:rFonts w:eastAsia="Times New Roman" w:cs="Times New Roman"/>
+        <w:rPr>
+          <w:rFonts w:eastAsia="Times New Roman"/>
           <w:kern w:val="0"/>
           <w:lang w:eastAsia="en-IN"/>
           <w14:ligatures w14:val="none"/>
@@ -2171,12 +2772,32 @@
       </w:r>
       <w:r>
         <w:rPr>
-          <w:rFonts w:eastAsia="Times New Roman" w:cs="Times New Roman"/>
-          <w:kern w:val="0"/>
-          <w:lang w:eastAsia="en-IN"/>
-          <w14:ligatures w14:val="none"/>
-        </w:rPr>
-        <w:t>String slicing extracts a part of a string using start, stop, and step values.</w:t>
+          <w:rFonts w:eastAsia="Times New Roman"/>
+          <w:kern w:val="0"/>
+          <w:lang w:eastAsia="en-IN"/>
+          <w14:ligatures w14:val="none"/>
+        </w:rPr>
+        <w:t>Slicing extracts part of a string.</w:t>
+      </w:r>
+      <w:r>
+        <w:rPr>
+          <w:rFonts w:eastAsia="Times New Roman"/>
+          <w:kern w:val="0"/>
+          <w:lang w:eastAsia="en-IN"/>
+          <w14:ligatures w14:val="none"/>
+        </w:rPr>
+        <w:br/>
+        <w:t>Uses start, stop, and step values.</w:t>
+      </w:r>
+      <w:r>
+        <w:rPr>
+          <w:rFonts w:eastAsia="Times New Roman"/>
+          <w:kern w:val="0"/>
+          <w:lang w:eastAsia="en-IN"/>
+          <w14:ligatures w14:val="none"/>
+        </w:rPr>
+        <w:br/>
+        <w:t>Example: str[0:5].</w:t>
       </w:r>
     </w:p>
     <w:p>
@@ -2217,7 +2838,6 @@
     </w:p>
     <w:p>
       <w:pPr>
-        <w:jc w:val="both"/>
         <w:rPr>
           <w:rFonts w:eastAsia="Times New Roman" w:cs="Times New Roman"/>
           <w:kern w:val="0"/>
@@ -2246,7 +2866,27 @@
           <w:lang w:eastAsia="en-IN"/>
           <w14:ligatures w14:val="none"/>
         </w:rPr>
-        <w:t>Functional programming in Python uses functions as first-class objects and avoids changing state.</w:t>
+        <w:t>Uses functions as first-class objects.</w:t>
+      </w:r>
+      <w:r>
+        <w:rPr>
+          <w:rFonts w:eastAsia="Times New Roman" w:cs="Times New Roman"/>
+          <w:kern w:val="0"/>
+          <w:lang w:eastAsia="en-IN"/>
+          <w14:ligatures w14:val="none"/>
+        </w:rPr>
+        <w:br/>
+        <w:t>Avoids changing data directly.</w:t>
+      </w:r>
+      <w:r>
+        <w:rPr>
+          <w:rFonts w:eastAsia="Times New Roman" w:cs="Times New Roman"/>
+          <w:kern w:val="0"/>
+          <w:lang w:eastAsia="en-IN"/>
+          <w14:ligatures w14:val="none"/>
+        </w:rPr>
+        <w:br/>
+        <w:t>Focuses on clean and reusable code.</w:t>
       </w:r>
     </w:p>
     <w:p>
@@ -2347,7 +2987,6 @@
     </w:p>
     <w:p>
       <w:pPr>
-        <w:jc w:val="both"/>
         <w:rPr>
           <w:rFonts w:eastAsia="Times New Roman" w:cs="Times New Roman"/>
           <w:kern w:val="0"/>
@@ -2392,7 +3031,16 @@
           <w:lang w:eastAsia="en-IN"/>
           <w14:ligatures w14:val="none"/>
         </w:rPr>
-        <w:t xml:space="preserve">), </w:t>
+        <w:t>) applies function to all elements.</w:t>
+      </w:r>
+      <w:r>
+        <w:rPr>
+          <w:rFonts w:eastAsia="Times New Roman" w:cs="Times New Roman"/>
+          <w:kern w:val="0"/>
+          <w:lang w:eastAsia="en-IN"/>
+          <w14:ligatures w14:val="none"/>
+        </w:rPr>
+        <w:br/>
       </w:r>
       <w:proofErr w:type="gramStart"/>
       <w:r>
@@ -2402,7 +3050,7 @@
           <w:lang w:eastAsia="en-IN"/>
           <w14:ligatures w14:val="none"/>
         </w:rPr>
-        <w:t>filter(), and</w:t>
+        <w:t>filter(</w:t>
       </w:r>
       <w:proofErr w:type="gramEnd"/>
       <w:r>
@@ -2412,7 +3060,16 @@
           <w:lang w:eastAsia="en-IN"/>
           <w14:ligatures w14:val="none"/>
         </w:rPr>
-        <w:t xml:space="preserve"> </w:t>
+        <w:t>) selects elements based on condition.</w:t>
+      </w:r>
+      <w:r>
+        <w:rPr>
+          <w:rFonts w:eastAsia="Times New Roman" w:cs="Times New Roman"/>
+          <w:kern w:val="0"/>
+          <w:lang w:eastAsia="en-IN"/>
+          <w14:ligatures w14:val="none"/>
+        </w:rPr>
+        <w:br/>
       </w:r>
       <w:proofErr w:type="gramStart"/>
       <w:r>
@@ -2432,19 +3089,8 @@
           <w:lang w:eastAsia="en-IN"/>
           <w14:ligatures w14:val="none"/>
         </w:rPr>
-        <w:t>) are used to process data efficiently in a functional style.</w:t>
-      </w:r>
-    </w:p>
-    <w:p>
-      <w:pPr>
-        <w:jc w:val="both"/>
-        <w:rPr>
-          <w:rFonts w:eastAsia="Times New Roman" w:cs="Times New Roman"/>
-          <w:kern w:val="0"/>
-          <w:lang w:eastAsia="en-IN"/>
-          <w14:ligatures w14:val="none"/>
-        </w:rPr>
-      </w:pPr>
+        <w:t>) combines elements into single value.</w:t>
+      </w:r>
     </w:p>
     <w:p>
       <w:pPr>
@@ -2496,7 +3142,6 @@
     </w:p>
     <w:p>
       <w:pPr>
-        <w:jc w:val="both"/>
         <w:rPr>
           <w:rFonts w:eastAsia="Times New Roman" w:cs="Times New Roman"/>
           <w:kern w:val="0"/>
@@ -2525,7 +3170,17 @@
           <w:lang w:eastAsia="en-IN"/>
           <w14:ligatures w14:val="none"/>
         </w:rPr>
-        <w:t xml:space="preserve">Closures remember values from their enclosing scope, and decorators modify function </w:t>
+        <w:t>Closures remember values from outer functions.</w:t>
+      </w:r>
+      <w:r>
+        <w:rPr>
+          <w:rFonts w:eastAsia="Times New Roman" w:cs="Times New Roman"/>
+          <w:kern w:val="0"/>
+          <w:lang w:eastAsia="en-IN"/>
+          <w14:ligatures w14:val="none"/>
+        </w:rPr>
+        <w:br/>
+        <w:t xml:space="preserve">Decorators modify function </w:t>
       </w:r>
       <w:proofErr w:type="spellStart"/>
       <w:r>
@@ -2545,7 +3200,17 @@
           <w:lang w:eastAsia="en-IN"/>
           <w14:ligatures w14:val="none"/>
         </w:rPr>
-        <w:t xml:space="preserve"> without changing code.</w:t>
+        <w:t>.</w:t>
+      </w:r>
+      <w:r>
+        <w:rPr>
+          <w:rFonts w:eastAsia="Times New Roman" w:cs="Times New Roman"/>
+          <w:kern w:val="0"/>
+          <w:lang w:eastAsia="en-IN"/>
+          <w14:ligatures w14:val="none"/>
+        </w:rPr>
+        <w:br/>
+        <w:t>Used to enhance functionality without changing code.</w:t>
       </w:r>
     </w:p>
     <w:sectPr>
